--- a/server/templates/library/feedback-and-complaints-policy/template.docx
+++ b/server/templates/library/feedback-and-complaints-policy/template.docx
@@ -6102,7 +6102,7 @@
               <w:szCs w:val="16"/>
               <w:rtl w:val="0"/>
             </w:rPr>
-            <w:t>The Board of Spring 2 Health Pty Ltd</w:t>
+            <w:t>The Board of {org.legal_name}</w:t>
           </w:r>
           <w:r>
             <w:rPr>
@@ -6441,7 +6441,7 @@
         <w:szCs w:val="28"/>
         <w:rtl w:val="0"/>
       </w:rPr>
-      <w:t>Spring 2 Health ABN 71 665 820 986</w:t>
+      <w:t>{org.name} ABN {org.abn}</w:t>
     </w:r>
   </w:p>
   <w:p>

--- a/server/templates/library/feedback-and-complaints-policy/template.docx
+++ b/server/templates/library/feedback-and-complaints-policy/template.docx
@@ -6424,6 +6424,15 @@
 <w:hdr xmlns:mc="http://schemas.openxmlformats.org/markup-compatibility/2006" xmlns:o="urn:schemas-microsoft-com:office:office" xmlns:r="http://schemas.openxmlformats.org/officeDocument/2006/relationships" xmlns:m="http://schemas.openxmlformats.org/officeDocument/2006/math" xmlns:v="urn:schemas-microsoft-com:vml" xmlns:wp="http://schemas.openxmlformats.org/drawingml/2006/wordprocessingDrawing" xmlns:w10="urn:schemas-microsoft-com:office:word" xmlns:w="http://schemas.openxmlformats.org/wordprocessingml/2006/main" xmlns:wne="http://schemas.microsoft.com/office/word/2006/wordml" xmlns:sl="http://schemas.openxmlformats.org/schemaLibrary/2006/main" xmlns:a="http://schemas.openxmlformats.org/drawingml/2006/main" xmlns:pic="http://schemas.openxmlformats.org/drawingml/2006/picture" xmlns:c="http://schemas.openxmlformats.org/drawingml/2006/chart" xmlns:lc="http://schemas.openxmlformats.org/drawingml/2006/lockedCanvas" xmlns:dgm="http://schemas.openxmlformats.org/drawingml/2006/diagram" xmlns:wps="http://schemas.microsoft.com/office/word/2010/wordprocessingShape" xmlns:wpg="http://schemas.microsoft.com/office/word/2010/wordprocessingGroup" xmlns:w14="http://schemas.microsoft.com/office/word/2010/wordml" xmlns:w15="http://schemas.microsoft.com/office/word/2012/wordml">
   <w:p>
     <w:pPr>
+      <w:spacing w:before="0" w:after="80"/>
+      <w:jc w:val="left"/>
+    </w:pPr>
+    <w:r>
+      <w:t xml:space="preserve">{%org_logo}</w:t>
+    </w:r>
+  </w:p>
+  <w:p>
+    <w:pPr>
       <w:pageBreakBefore w:val="0"/>
       <w:spacing w:after="120" w:line="240" w:lineRule="auto"/>
       <w:rPr>
@@ -6524,6 +6533,15 @@
 
 <file path=word/header2.xml><?xml version="1.0" encoding="utf-8"?>
 <w:hdr xmlns:mc="http://schemas.openxmlformats.org/markup-compatibility/2006" xmlns:o="urn:schemas-microsoft-com:office:office" xmlns:r="http://schemas.openxmlformats.org/officeDocument/2006/relationships" xmlns:m="http://schemas.openxmlformats.org/officeDocument/2006/math" xmlns:v="urn:schemas-microsoft-com:vml" xmlns:wp="http://schemas.openxmlformats.org/drawingml/2006/wordprocessingDrawing" xmlns:w10="urn:schemas-microsoft-com:office:word" xmlns:w="http://schemas.openxmlformats.org/wordprocessingml/2006/main" xmlns:wne="http://schemas.microsoft.com/office/word/2006/wordml" xmlns:sl="http://schemas.openxmlformats.org/schemaLibrary/2006/main" xmlns:a="http://schemas.openxmlformats.org/drawingml/2006/main" xmlns:pic="http://schemas.openxmlformats.org/drawingml/2006/picture" xmlns:c="http://schemas.openxmlformats.org/drawingml/2006/chart" xmlns:lc="http://schemas.openxmlformats.org/drawingml/2006/lockedCanvas" xmlns:dgm="http://schemas.openxmlformats.org/drawingml/2006/diagram" xmlns:wps="http://schemas.microsoft.com/office/word/2010/wordprocessingShape" xmlns:wpg="http://schemas.microsoft.com/office/word/2010/wordprocessingGroup" xmlns:w14="http://schemas.microsoft.com/office/word/2010/wordml" xmlns:w15="http://schemas.microsoft.com/office/word/2012/wordml">
+  <w:p>
+    <w:pPr>
+      <w:spacing w:before="0" w:after="80"/>
+      <w:jc w:val="left"/>
+    </w:pPr>
+    <w:r>
+      <w:t xml:space="preserve">{%org_logo}</w:t>
+    </w:r>
+  </w:p>
   <w:p>
     <w:pPr>
       <w:keepNext w:val="0"/>

--- a/server/templates/library/feedback-and-complaints-policy/template.docx
+++ b/server/templates/library/feedback-and-complaints-policy/template.docx
@@ -618,11 +618,6 @@
           <w:rtl w:val="0"/>
         </w:rPr>
         <w:t>means the {org.name} Feedback and Complaints Form.</w:t>
-      </w:r>
-      <w:r>
-        <w:rPr>
-          <w:rtl w:val="0"/>
-        </w:rPr>
       </w:r>
     </w:p>
     <w:p>
@@ -1526,11 +1521,6 @@
         </w:rPr>
         <w:t xml:space="preserve">verbally by telephone to {org.phone}. </w:t>
       </w:r>
-      <w:r>
-        <w:rPr>
-          <w:rtl w:val="0"/>
-        </w:rPr>
-      </w:r>
     </w:p>
     <w:p>
       <w:pPr>
@@ -2677,7 +2667,7 @@
           <w:vertAlign w:val="baseline"/>
           <w:rtl w:val="0"/>
         </w:rPr>
-        <w:t xml:space="preserve">The Policy is supported by the following Procedures which are intended to clarify the responsibilities of the board, Principal, Key Management Personnel, Workers and other persons and make explicit the underlying principles of the Policy. </w:t>
+        <w:t xml:space="preserve">The Policy is supported by the following Procedures which are intended to clarify the responsibilities of Principal, Key Management Personnel, Workers and other persons and make explicit the underlying principles of the Policy. </w:t>
       </w:r>
     </w:p>
     <w:tbl>
@@ -2852,13 +2842,7 @@
               <w:rPr>
                 <w:rtl w:val="0"/>
               </w:rPr>
-              <w:t>The Complaints Process</w:t>
-            </w:r>
-            <w:r>
-              <w:rPr>
-                <w:rtl w:val="0"/>
-              </w:rPr>
-              <w:t xml:space="preserve"> is to be applied in receiving and resolving all complaints at {org.name} but the individual elements and actions the Complaint Manager decides to take may be tailored to each complaint (subject to any legislative requirements).</w:t>
+              <w:t xml:space="preserve">The Complaints Process is to be applied in receiving and resolving all complaints at {org.name} but the individual elements and actions the Complaint Manager decides to take may be tailored to each complaint (subject to any legislative requirements).</w:t>
             </w:r>
           </w:p>
           <w:p>
@@ -3119,11 +3103,6 @@
               </w:rPr>
               <w:t>If the complaint is in respect of the Principal, the Principal shall coordinate, notify and provide all information provided to or known to them and the recipient to the Complaint Manager that will be managing the complaint.</w:t>
             </w:r>
-            <w:r>
-              <w:rPr>
-                <w:rtl w:val="0"/>
-              </w:rPr>
-            </w:r>
           </w:p>
         </w:tc>
         <w:tc>
@@ -5031,13 +5010,7 @@
               <w:rPr>
                 <w:rtl w:val="0"/>
               </w:rPr>
-              <w:t>and the {org.name} Procedural Fairness considerations</w:t>
-            </w:r>
-            <w:r>
-              <w:rPr>
-                <w:rtl w:val="0"/>
-              </w:rPr>
-              <w:t>.</w:t>
+              <w:t>and the {org.name} Procedural Fairness considerations.</w:t>
             </w:r>
           </w:p>
         </w:tc>
@@ -5204,13 +5177,7 @@
         <w:rPr>
           <w:rtl w:val="0"/>
         </w:rPr>
-        <w:t>t</w:t>
-      </w:r>
-      <w:r>
-        <w:rPr>
-          <w:rtl w:val="0"/>
-        </w:rPr>
-        <w:t>he disclosure of the complaint related information is to the Principal, Key Management Personnel, Complaint Manager, an employee, contractor or other Worker who is directly or indirectly involved in the Complaints Process;</w:t>
+        <w:t>the disclosure of the complaint related information is to the Principal, Key Management Personnel, Complaint Manager, an employee, contractor or other Worker who is directly or indirectly involved in the Complaints Process;</w:t>
       </w:r>
     </w:p>
     <w:p>
@@ -5654,13 +5621,7 @@
         <w:rPr>
           <w:rtl w:val="0"/>
         </w:rPr>
-        <w:t xml:space="preserve">a </w:t>
-      </w:r>
-      <w:r>
-        <w:rPr>
-          <w:rtl w:val="0"/>
-        </w:rPr>
-        <w:t xml:space="preserve">review of all complaint and feedback policies and procedures; </w:t>
+        <w:t xml:space="preserve">a review of all complaint and feedback policies and procedures; </w:t>
       </w:r>
     </w:p>
     <w:p>
@@ -5779,11 +5740,6 @@
         </w:rPr>
         <w:t>Legislation, Rules, Guidelines and Policies apply to this Policy and Related Documentation as set out in the Legislation Register.</w:t>
       </w:r>
-      <w:r>
-        <w:rPr>
-          <w:rtl w:val="0"/>
-        </w:rPr>
-      </w:r>
     </w:p>
     <w:p>
       <w:pPr>
@@ -5930,7 +5886,7 @@
         <w:rPr>
           <w:rtl w:val="0"/>
         </w:rPr>
-        <w:t>The Board of {org.legal_name}</w:t>
+        <w:t>{org.signatory.name}, Director of {org.legal_name}</w:t>
       </w:r>
     </w:p>
     <w:p>

--- a/server/templates/library/feedback-and-complaints-policy/template.docx
+++ b/server/templates/library/feedback-and-complaints-policy/template.docx
@@ -618,6 +618,11 @@
           <w:rtl w:val="0"/>
         </w:rPr>
         <w:t>means the {org.name} Feedback and Complaints Form.</w:t>
+      </w:r>
+      <w:r>
+        <w:rPr>
+          <w:rtl w:val="0"/>
+        </w:rPr>
       </w:r>
     </w:p>
     <w:p>
@@ -1521,6 +1526,11 @@
         </w:rPr>
         <w:t xml:space="preserve">verbally by telephone to {org.phone}. </w:t>
       </w:r>
+      <w:r>
+        <w:rPr>
+          <w:rtl w:val="0"/>
+        </w:rPr>
+      </w:r>
     </w:p>
     <w:p>
       <w:pPr>
@@ -2667,7 +2677,7 @@
           <w:vertAlign w:val="baseline"/>
           <w:rtl w:val="0"/>
         </w:rPr>
-        <w:t xml:space="preserve">The Policy is supported by the following Procedures which are intended to clarify the responsibilities of Principal, Key Management Personnel, Workers and other persons and make explicit the underlying principles of the Policy. </w:t>
+        <w:t xml:space="preserve">The Policy is supported by the following Procedures which are intended to clarify the responsibilities of the board, Principal, Key Management Personnel, Workers and other persons and make explicit the underlying principles of the Policy. </w:t>
       </w:r>
     </w:p>
     <w:tbl>
@@ -2842,7 +2852,13 @@
               <w:rPr>
                 <w:rtl w:val="0"/>
               </w:rPr>
-              <w:t xml:space="preserve">The Complaints Process is to be applied in receiving and resolving all complaints at {org.name} but the individual elements and actions the Complaint Manager decides to take may be tailored to each complaint (subject to any legislative requirements).</w:t>
+              <w:t>The Complaints Process</w:t>
+            </w:r>
+            <w:r>
+              <w:rPr>
+                <w:rtl w:val="0"/>
+              </w:rPr>
+              <w:t xml:space="preserve"> is to be applied in receiving and resolving all complaints at {org.name} but the individual elements and actions the Complaint Manager decides to take may be tailored to each complaint (subject to any legislative requirements).</w:t>
             </w:r>
           </w:p>
           <w:p>
@@ -3103,6 +3119,11 @@
               </w:rPr>
               <w:t>If the complaint is in respect of the Principal, the Principal shall coordinate, notify and provide all information provided to or known to them and the recipient to the Complaint Manager that will be managing the complaint.</w:t>
             </w:r>
+            <w:r>
+              <w:rPr>
+                <w:rtl w:val="0"/>
+              </w:rPr>
+            </w:r>
           </w:p>
         </w:tc>
         <w:tc>
@@ -5010,7 +5031,13 @@
               <w:rPr>
                 <w:rtl w:val="0"/>
               </w:rPr>
-              <w:t>and the {org.name} Procedural Fairness considerations.</w:t>
+              <w:t>and the {org.name} Procedural Fairness considerations</w:t>
+            </w:r>
+            <w:r>
+              <w:rPr>
+                <w:rtl w:val="0"/>
+              </w:rPr>
+              <w:t>.</w:t>
             </w:r>
           </w:p>
         </w:tc>
@@ -5177,7 +5204,13 @@
         <w:rPr>
           <w:rtl w:val="0"/>
         </w:rPr>
-        <w:t>the disclosure of the complaint related information is to the Principal, Key Management Personnel, Complaint Manager, an employee, contractor or other Worker who is directly or indirectly involved in the Complaints Process;</w:t>
+        <w:t>t</w:t>
+      </w:r>
+      <w:r>
+        <w:rPr>
+          <w:rtl w:val="0"/>
+        </w:rPr>
+        <w:t>he disclosure of the complaint related information is to the Principal, Key Management Personnel, Complaint Manager, an employee, contractor or other Worker who is directly or indirectly involved in the Complaints Process;</w:t>
       </w:r>
     </w:p>
     <w:p>
@@ -5621,7 +5654,13 @@
         <w:rPr>
           <w:rtl w:val="0"/>
         </w:rPr>
-        <w:t xml:space="preserve">a review of all complaint and feedback policies and procedures; </w:t>
+        <w:t xml:space="preserve">a </w:t>
+      </w:r>
+      <w:r>
+        <w:rPr>
+          <w:rtl w:val="0"/>
+        </w:rPr>
+        <w:t xml:space="preserve">review of all complaint and feedback policies and procedures; </w:t>
       </w:r>
     </w:p>
     <w:p>
@@ -5740,6 +5779,11 @@
         </w:rPr>
         <w:t>Legislation, Rules, Guidelines and Policies apply to this Policy and Related Documentation as set out in the Legislation Register.</w:t>
       </w:r>
+      <w:r>
+        <w:rPr>
+          <w:rtl w:val="0"/>
+        </w:rPr>
+      </w:r>
     </w:p>
     <w:p>
       <w:pPr>
@@ -5886,7 +5930,7 @@
         <w:rPr>
           <w:rtl w:val="0"/>
         </w:rPr>
-        <w:t>{org.signatory.name}, Director of {org.legal_name}</w:t>
+        <w:t>The Board of {org.legal_name}</w:t>
       </w:r>
     </w:p>
     <w:p>
